--- a/Power_PCB/Power PCB.docx
+++ b/Power_PCB/Power PCB.docx
@@ -2671,7 +2671,18 @@
                 <w:sz w:val="22"/>
                 <w:szCs w:val="22"/>
               </w:rPr>
-              <w:t>For your board</w:t>
+              <w:t xml:space="preserve">On </w:t>
+            </w:r>
+            <w:r>
+              <w:rPr>
+                <w:rFonts w:ascii="Arial" w:eastAsia="Arial" w:hAnsi="Arial" w:cs="Arial"/>
+                <w:b/>
+                <w:bCs/>
+                <w:color w:val="000000" w:themeColor="text1"/>
+                <w:sz w:val="22"/>
+                <w:szCs w:val="22"/>
+              </w:rPr>
+              <w:t>board</w:t>
             </w:r>
           </w:p>
         </w:tc>
@@ -4983,13 +4994,6 @@
                 <w:bCs/>
               </w:rPr>
             </w:pPr>
-            <w:r>
-              <w:rPr>
-                <w:b/>
-                <w:bCs/>
-              </w:rPr>
-              <w:t>Use</w:t>
-            </w:r>
           </w:p>
         </w:tc>
       </w:tr>
@@ -6278,6 +6282,7 @@
   <w:style w:type="character" w:default="1" w:styleId="DefaultParagraphFont">
     <w:name w:val="Default Paragraph Font"/>
     <w:uiPriority w:val="1"/>
+    <w:semiHidden/>
     <w:unhideWhenUsed/>
   </w:style>
   <w:style w:type="table" w:default="1" w:styleId="TableNormal">
@@ -6631,18 +6636,18 @@
 </file>
 
 <file path=customXml/item1.xml><?xml version="1.0" encoding="utf-8"?>
-<p:properties xmlns:p="http://schemas.microsoft.com/office/2006/metadata/properties" xmlns:xsi="http://www.w3.org/2001/XMLSchema-instance" xmlns:pc="http://schemas.microsoft.com/office/infopath/2007/PartnerControls">
-  <documentManagement/>
-</p:properties>
-</file>
-
-<file path=customXml/item2.xml><?xml version="1.0" encoding="utf-8"?>
 <?mso-contentType ?>
 <FormTemplates xmlns="http://schemas.microsoft.com/sharepoint/v3/contenttype/forms">
   <Display>DocumentLibraryForm</Display>
   <Edit>DocumentLibraryForm</Edit>
   <New>DocumentLibraryForm</New>
 </FormTemplates>
+</file>
+
+<file path=customXml/item2.xml><?xml version="1.0" encoding="utf-8"?>
+<p:properties xmlns:p="http://schemas.microsoft.com/office/2006/metadata/properties" xmlns:xsi="http://www.w3.org/2001/XMLSchema-instance" xmlns:pc="http://schemas.microsoft.com/office/infopath/2007/PartnerControls">
+  <documentManagement/>
+</p:properties>
 </file>
 
 <file path=customXml/item3.xml><?xml version="1.0" encoding="utf-8"?>
@@ -6784,18 +6789,18 @@
 </file>
 
 <file path=customXml/itemProps1.xml><?xml version="1.0" encoding="utf-8"?>
-<ds:datastoreItem xmlns:ds="http://schemas.openxmlformats.org/officeDocument/2006/customXml" ds:itemID="{A532EEE9-1039-4D1C-92F7-124B38B330B6}">
+<ds:datastoreItem xmlns:ds="http://schemas.openxmlformats.org/officeDocument/2006/customXml" ds:itemID="{138149CE-D79A-4339-8A62-8A023588DE9F}">
   <ds:schemaRefs>
-    <ds:schemaRef ds:uri="http://schemas.microsoft.com/office/2006/metadata/properties"/>
-    <ds:schemaRef ds:uri="http://schemas.microsoft.com/office/infopath/2007/PartnerControls"/>
+    <ds:schemaRef ds:uri="http://schemas.microsoft.com/sharepoint/v3/contenttype/forms"/>
   </ds:schemaRefs>
 </ds:datastoreItem>
 </file>
 
 <file path=customXml/itemProps2.xml><?xml version="1.0" encoding="utf-8"?>
-<ds:datastoreItem xmlns:ds="http://schemas.openxmlformats.org/officeDocument/2006/customXml" ds:itemID="{138149CE-D79A-4339-8A62-8A023588DE9F}">
+<ds:datastoreItem xmlns:ds="http://schemas.openxmlformats.org/officeDocument/2006/customXml" ds:itemID="{A532EEE9-1039-4D1C-92F7-124B38B330B6}">
   <ds:schemaRefs>
-    <ds:schemaRef ds:uri="http://schemas.microsoft.com/sharepoint/v3/contenttype/forms"/>
+    <ds:schemaRef ds:uri="http://schemas.microsoft.com/office/2006/metadata/properties"/>
+    <ds:schemaRef ds:uri="http://schemas.microsoft.com/office/infopath/2007/PartnerControls"/>
   </ds:schemaRefs>
 </ds:datastoreItem>
 </file>
